--- a/inst/captions/hotspot_summary_caption.docx
+++ b/inst/captions/hotspot_summary_caption.docx
@@ -1,23 +1,70 @@
 
 <file path=word/document.xml><?xml version="1.0" encoding="utf-8"?>
-<w:document xmlns:wpc="http://schemas.microsoft.com/office/word/2010/wordprocessingCanvas" xmlns:cx="http://schemas.microsoft.com/office/drawing/2014/chartex" xmlns:cx1="http://schemas.microsoft.com/office/drawing/2015/9/8/chartex" xmlns:cx2="http://schemas.microsoft.com/office/drawing/2015/10/21/chartex" xmlns:cx3="http://schemas.microsoft.com/office/drawing/2016/5/9/chartex" xmlns:cx4="http://schemas.microsoft.com/office/drawing/2016/5/10/chartex" xmlns:cx5="http://schemas.microsoft.com/office/drawing/2016/5/11/chartex" xmlns:cx6="http://schemas.microsoft.com/office/drawing/2016/5/12/chartex" xmlns:cx7="http://schemas.microsoft.com/office/drawing/2016/5/13/chartex" xmlns:cx8="http://schemas.microsoft.com/office/drawing/2016/5/14/chartex" xmlns:mc="http://schemas.openxmlformats.org/markup-compatibility/2006" xmlns:aink="http://schemas.microsoft.com/office/drawing/2016/ink" xmlns:am3d="http://schemas.microsoft.com/office/drawing/2017/model3d" xmlns:o="urn:schemas-microsoft-com:office:office" xmlns:oel="http://schemas.microsoft.com/office/2019/extlst" xmlns:r="http://schemas.openxmlformats.org/officeDocument/2006/relationships" xmlns:m="http://schemas.openxmlformats.org/officeDocument/2006/math" xmlns:v="urn:schemas-microsoft-com:vml" xmlns:wp14="http://schemas.microsoft.com/office/word/2010/wordprocessingDrawing" xmlns:wp="http://schemas.openxmlformats.org/drawingml/2006/wordprocessingDrawing" xmlns:w10="urn:schemas-microsoft-com:office:word" xmlns:w="http://schemas.openxmlformats.org/wordprocessingml/2006/main" xmlns:w14="http://schemas.microsoft.com/office/word/2010/wordml" xmlns:w15="http://schemas.microsoft.com/office/word/2012/wordml" xmlns:w16cex="http://schemas.microsoft.com/office/word/2018/wordml/cex" xmlns:w16cid="http://schemas.microsoft.com/office/word/2016/wordml/cid" xmlns:w16="http://schemas.microsoft.com/office/word/2018/wordml" xmlns:w16du="http://schemas.microsoft.com/office/word/2023/wordml/word16du" xmlns:w16sdtdh="http://schemas.microsoft.com/office/word/2020/wordml/sdtdatahash" xmlns:w16sdtfl="http://schemas.microsoft.com/office/word/2024/wordml/sdtformatlock" xmlns:w16se="http://schemas.microsoft.com/office/word/2015/wordml/symex" xmlns:wpg="http://schemas.microsoft.com/office/word/2010/wordprocessingGroup" xmlns:wpi="http://schemas.microsoft.com/office/word/2010/wordprocessingInk" xmlns:wne="http://schemas.microsoft.com/office/word/2006/wordml" xmlns:wps="http://schemas.microsoft.com/office/word/2010/wordprocessingShape" mc:Ignorable="w14 w15 w16se w16cid w16 w16cex w16sdtdh w16sdtfl w16du wp14">
+<w:document xmlns:wpc="http://schemas.microsoft.com/office/word/2010/wordprocessingCanvas" xmlns:cx="http://schemas.microsoft.com/office/drawing/2014/chartex" xmlns:cx1="http://schemas.microsoft.com/office/drawing/2015/9/8/chartex" xmlns:cx2="http://schemas.microsoft.com/office/drawing/2015/10/21/chartex" xmlns:cx3="http://schemas.microsoft.com/office/drawing/2016/5/9/chartex" xmlns:cx4="http://schemas.microsoft.com/office/drawing/2016/5/10/chartex" xmlns:cx5="http://schemas.microsoft.com/office/drawing/2016/5/11/chartex" xmlns:cx6="http://schemas.microsoft.com/office/drawing/2016/5/12/chartex" xmlns:cx7="http://schemas.microsoft.com/office/drawing/2016/5/13/chartex" xmlns:cx8="http://schemas.microsoft.com/office/drawing/2016/5/14/chartex" xmlns:mc="http://schemas.openxmlformats.org/markup-compatibility/2006" xmlns:m="http://schemas.openxmlformats.org/officeDocument/2006/math" xmlns:aink="http://schemas.microsoft.com/office/drawing/2016/ink" xmlns:am3d="http://schemas.microsoft.com/office/drawing/2017/model3d" xmlns:oel="http://schemas.microsoft.com/office/2019/extlst" xmlns:r="http://schemas.openxmlformats.org/officeDocument/2006/relationships" xmlns:wp14="http://schemas.microsoft.com/office/word/2010/wordprocessingDrawing" xmlns:wp="http://schemas.openxmlformats.org/drawingml/2006/wordprocessingDrawing" xmlns:wpg="http://schemas.microsoft.com/office/word/2010/wordprocessingGroup" xmlns:wpi="http://schemas.microsoft.com/office/word/2010/wordprocessingInk" xmlns:wps="http://schemas.microsoft.com/office/word/2010/wordprocessingShape" xmlns:o="urn:schemas-microsoft-com:office:office" xmlns:v="urn:schemas-microsoft-com:vml" xmlns:w10="urn:schemas-microsoft-com:office:word" xmlns:w="http://schemas.openxmlformats.org/wordprocessingml/2006/main" xmlns:w14="http://schemas.microsoft.com/office/word/2010/wordml" xmlns:w15="http://schemas.microsoft.com/office/word/2012/wordml" xmlns:w16cex="http://schemas.microsoft.com/office/word/2018/wordml/cex" xmlns:w16cid="http://schemas.microsoft.com/office/word/2016/wordml/cid" xmlns:w16="http://schemas.microsoft.com/office/word/2018/wordml" xmlns:w16sdtdh="http://schemas.microsoft.com/office/word/2020/wordml/sdtdatahash" xmlns:w16sdtfl="http://schemas.microsoft.com/office/word/2024/wordml/sdtformatlock" xmlns:w16se="http://schemas.microsoft.com/office/word/2015/wordml/symex" xmlns:w16du="http://schemas.microsoft.com/office/word/2023/wordml/word16du" xmlns:wne="http://schemas.microsoft.com/office/word/2006/wordml" mc:Ignorable="w14 w15 w16se w16cid w16 w16cex w16sdtdh w16sdtfl w16du wp14">
   <w:body>
     <w:p>
       <w:pPr>
+        <w:spacing w:line="240" w:lineRule="auto"/>
         <w:rPr>
           <w:rFonts w:ascii="Calibri" w:hAnsi="Calibri" w:cs="Calibri"/>
+          <w:sz w:val="20"/>
+          <w:szCs w:val="20"/>
         </w:rPr>
       </w:pPr>
       <w:r>
         <w:rPr>
           <w:rFonts w:ascii="Calibri" w:hAnsi="Calibri" w:cs="Calibri"/>
+          <w:b/>
+          <w:bCs/>
+          <w:sz w:val="20"/>
+          <w:szCs w:val="20"/>
         </w:rPr>
-        <w:t>STATE-LEVEL SUITABILITY TREND AND HOTSPOT SUMMARY. The left map shows the per-cell Theil-Sen suitability trend restricted to states intersecting the species' USGS GAP range. Green indicates increasing suitability; red indicates decreasing suitability. The right map shows hotspots of accelerating suitability decline within those same states; orange cells are areas where the rate of suitability loss is itself increasing. The table reports, for each state, total state area, GAP range area and percentage, the proportions of range cells with positive and negative trends, hotspot area, and hotspot percentage of range area. All areas in km².</w:t>
+        <w:t>STATE-LEVEL SUITABILITY TREND AND HOTSPOT SUMMARY</w:t>
+      </w:r>
+      <w:r>
+        <w:rPr>
+          <w:rFonts w:ascii="Calibri" w:hAnsi="Calibri" w:cs="Calibri"/>
+          <w:sz w:val="20"/>
+          <w:szCs w:val="20"/>
+        </w:rPr>
+        <w:t xml:space="preserve">. The left map shows the per-cell Theil-Sen suitability trend restricted to states </w:t>
+      </w:r>
+      <w:r>
+        <w:rPr>
+          <w:rFonts w:ascii="Calibri" w:hAnsi="Calibri" w:cs="Calibri"/>
+          <w:sz w:val="20"/>
+          <w:szCs w:val="20"/>
+        </w:rPr>
+        <w:t>encompassing</w:t>
+      </w:r>
+      <w:r>
+        <w:rPr>
+          <w:rFonts w:ascii="Calibri" w:hAnsi="Calibri" w:cs="Calibri"/>
+          <w:sz w:val="20"/>
+          <w:szCs w:val="20"/>
+        </w:rPr>
+        <w:t xml:space="preserve"> </w:t>
+      </w:r>
+      <w:r>
+        <w:rPr>
+          <w:rFonts w:ascii="Calibri" w:hAnsi="Calibri" w:cs="Calibri"/>
+          <w:sz w:val="20"/>
+          <w:szCs w:val="20"/>
+        </w:rPr>
+        <w:t xml:space="preserve">the highest percentages of </w:t>
+      </w:r>
+      <w:r>
+        <w:rPr>
+          <w:rFonts w:ascii="Calibri" w:hAnsi="Calibri" w:cs="Calibri"/>
+          <w:sz w:val="20"/>
+          <w:szCs w:val="20"/>
+        </w:rPr>
+        <w:t>the species' USGS GAP range. Green indicates increasing suitability; red indicates decreasing suitability. The right map shows hotspots of accelerating suitability decline within those same states; orange cells are areas where the rate of suitability loss is itself increasing. The table reports, for each state, total state area, GAP range area and percentage, the proportions of range cells with positive and negative trends, hotspot area, and hotspot percentage of range area. All areas in km².</w:t>
       </w:r>
     </w:p>
     <w:sectPr>
-      <w:pgSz w:w="12240" w:h="15840"/>
-      <w:pgMar w:top="1440" w:right="1440" w:bottom="1440" w:left="1440" w:header="720" w:footer="720" w:gutter="0"/>
+      <w:pgSz w:w="10800" w:h="2880"/>
+      <w:pgMar w:top="144" w:right="360" w:bottom="144" w:left="360" w:header="720" w:footer="720" w:gutter="0"/>
       <w:cols w:space="720"/>
       <w:docGrid w:linePitch="360"/>
     </w:sectPr>
@@ -26,7 +73,7 @@
 </file>
 
 <file path=word/styles.xml><?xml version="1.0" encoding="utf-8"?>
-<w:styles xmlns:mc="http://schemas.openxmlformats.org/markup-compatibility/2006" xmlns:r="http://schemas.openxmlformats.org/officeDocument/2006/relationships" xmlns:w="http://schemas.openxmlformats.org/wordprocessingml/2006/main" xmlns:w14="http://schemas.microsoft.com/office/word/2010/wordml" xmlns:w15="http://schemas.microsoft.com/office/word/2012/wordml" xmlns:w16cex="http://schemas.microsoft.com/office/word/2018/wordml/cex" xmlns:w16cid="http://schemas.microsoft.com/office/word/2016/wordml/cid" xmlns:w16="http://schemas.microsoft.com/office/word/2018/wordml" xmlns:w16du="http://schemas.microsoft.com/office/word/2023/wordml/word16du" xmlns:w16sdtdh="http://schemas.microsoft.com/office/word/2020/wordml/sdtdatahash" xmlns:w16sdtfl="http://schemas.microsoft.com/office/word/2024/wordml/sdtformatlock" xmlns:w16se="http://schemas.microsoft.com/office/word/2015/wordml/symex" mc:Ignorable="w14 w15 w16se w16cid w16 w16cex w16sdtdh w16sdtfl w16du">
+<w:styles xmlns:mc="http://schemas.openxmlformats.org/markup-compatibility/2006" xmlns:r="http://schemas.openxmlformats.org/officeDocument/2006/relationships" xmlns:w="http://schemas.openxmlformats.org/wordprocessingml/2006/main" xmlns:w14="http://schemas.microsoft.com/office/word/2010/wordml" xmlns:w15="http://schemas.microsoft.com/office/word/2012/wordml" xmlns:w16cex="http://schemas.microsoft.com/office/word/2018/wordml/cex" xmlns:w16cid="http://schemas.microsoft.com/office/word/2016/wordml/cid" xmlns:w16="http://schemas.microsoft.com/office/word/2018/wordml" xmlns:w16sdtdh="http://schemas.microsoft.com/office/word/2020/wordml/sdtdatahash" xmlns:w16sdtfl="http://schemas.microsoft.com/office/word/2024/wordml/sdtformatlock" xmlns:w16se="http://schemas.microsoft.com/office/word/2015/wordml/symex" xmlns:w16du="http://schemas.microsoft.com/office/word/2023/wordml/word16du" mc:Ignorable="w14 w15 w16se w16cid w16 w16cex w16sdtdh w16sdtfl w16du">
   <w:docDefaults>
     <w:rPrDefault>
       <w:rPr>
@@ -425,6 +472,9 @@
   <w:style w:type="paragraph" w:default="1" w:styleId="Normal">
     <w:name w:val="Normal"/>
     <w:qFormat/>
+    <w:rPr>
+      <w:rFonts w:eastAsiaTheme="minorEastAsia"/>
+    </w:rPr>
   </w:style>
   <w:style w:type="paragraph" w:styleId="Heading1">
     <w:name w:val="heading 1"/>
